--- a/Lab_01/Л.Р. №1 Бенюка В. П. Функціональне програмування Варіант 2.docx
+++ b/Lab_01/Л.Р. №1 Бенюка В. П. Функціональне програмування Варіант 2.docx
@@ -508,20 +508,22 @@
           <w:rFonts w:cs="Times New Roman"/>
           <w:lang w:val="ru-RU"/>
         </w:rPr>
-        <w:t xml:space="preserve"> ФеП-</w:t>
-      </w:r>
-      <w:r>
-        <w:rPr>
-          <w:rFonts w:cs="Times New Roman"/>
-          <w:lang w:val="ru-RU"/>
-        </w:rPr>
-        <w:t>2</w:t>
-      </w:r>
-      <w:r>
-        <w:rPr>
-          <w:rFonts w:cs="Times New Roman"/>
-        </w:rPr>
-        <w:t>1</w:t>
+        <w:t xml:space="preserve"> </w:t>
+      </w:r>
+      <w:r>
+        <w:rPr>
+          <w:rFonts w:cs="Times New Roman"/>
+          <w:lang w:val="ru-RU"/>
+        </w:rPr>
+        <w:t>ФеП-21</w:t>
+      </w:r>
+      <w:r>
+        <w:rPr>
+          <w:rFonts w:cs="Times New Roman"/>
+          <w:lang w:val="ru-RU"/>
+        </w:rPr>
+        <w:br/>
+        <w:t>Бенюк В. П.</w:t>
       </w:r>
     </w:p>
     <w:p>
@@ -576,7 +578,7 @@
     <w:p>
       <w:pPr>
         <w:spacing w:after="120" w:line="360" w:lineRule="auto"/>
-        <w:jc w:val="right"/>
+        <w:ind w:right="560"/>
         <w:rPr>
           <w:rFonts w:cs="Times New Roman"/>
           <w:lang w:val="uk-UA"/>
@@ -596,50 +598,31 @@
     <w:p>
       <w:pPr>
         <w:spacing w:after="120" w:line="360" w:lineRule="auto"/>
-        <w:jc w:val="right"/>
-        <w:rPr>
-          <w:rFonts w:cs="Times New Roman"/>
-          <w:lang w:val="uk-UA"/>
-        </w:rPr>
-      </w:pPr>
+        <w:jc w:val="center"/>
+        <w:rPr>
+          <w:lang w:val="uk-UA"/>
+        </w:rPr>
+      </w:pPr>
+      <w:r>
+        <w:rPr>
+          <w:rFonts w:cs="Times New Roman"/>
+          <w:lang w:val="uk-UA"/>
+        </w:rPr>
+        <w:t>Львів 2026</w:t>
+      </w:r>
     </w:p>
     <w:p>
       <w:pPr>
-        <w:spacing w:after="120" w:line="360" w:lineRule="auto"/>
-        <w:jc w:val="center"/>
-        <w:rPr>
-          <w:lang w:val="ru-RU"/>
-        </w:rPr>
-      </w:pPr>
-      <w:proofErr w:type="spellStart"/>
-      <w:r>
-        <w:rPr>
-          <w:rFonts w:cs="Times New Roman"/>
-          <w:lang w:val="ru-RU"/>
-        </w:rPr>
-        <w:t>Львів</w:t>
-      </w:r>
-      <w:proofErr w:type="spellEnd"/>
-      <w:r>
-        <w:rPr>
-          <w:rFonts w:cs="Times New Roman"/>
-          <w:lang w:val="ru-RU"/>
-        </w:rPr>
-        <w:t xml:space="preserve"> 2026</w:t>
-      </w:r>
-    </w:p>
-    <w:p>
-      <w:pPr>
         <w:rPr>
           <w:rFonts w:cs="Times New Roman"/>
           <w:sz w:val="32"/>
           <w:szCs w:val="32"/>
-          <w:lang w:val="ru-RU"/>
-        </w:rPr>
-      </w:pPr>
-      <w:r>
-        <w:rPr>
-          <w:lang w:val="ru-RU"/>
+          <w:lang w:val="uk-UA"/>
+        </w:rPr>
+      </w:pPr>
+      <w:r>
+        <w:rPr>
+          <w:lang w:val="uk-UA"/>
         </w:rPr>
         <w:br w:type="page"/>
       </w:r>
@@ -649,11 +632,55 @@
           <w:b/>
           <w:sz w:val="32"/>
           <w:szCs w:val="32"/>
-          <w:lang w:val="ru-RU"/>
+          <w:lang w:val="uk-UA"/>
         </w:rPr>
         <w:lastRenderedPageBreak/>
-        <w:t xml:space="preserve">Мета </w:t>
-      </w:r>
+        <w:t>Мета роботи</w:t>
+      </w:r>
+    </w:p>
+    <w:p>
+      <w:pPr>
+        <w:spacing w:after="120" w:line="360" w:lineRule="auto"/>
+        <w:rPr>
+          <w:rFonts w:cs="Times New Roman"/>
+          <w:szCs w:val="28"/>
+          <w:lang w:val="uk-UA"/>
+        </w:rPr>
+      </w:pPr>
+      <w:r>
+        <w:rPr>
+          <w:rFonts w:cs="Times New Roman"/>
+          <w:szCs w:val="28"/>
+          <w:lang w:val="uk-UA"/>
+        </w:rPr>
+        <w:t xml:space="preserve">Ознайомитися з основними принципами функціонального програмування у </w:t>
+      </w:r>
+      <w:r>
+        <w:rPr>
+          <w:rFonts w:cs="Times New Roman"/>
+          <w:szCs w:val="28"/>
+        </w:rPr>
+        <w:t>Python</w:t>
+      </w:r>
+      <w:r>
+        <w:rPr>
+          <w:rFonts w:cs="Times New Roman"/>
+          <w:szCs w:val="28"/>
+          <w:lang w:val="uk-UA"/>
+        </w:rPr>
+        <w:t>: чистими функціями, референтною прозорістю, функціями вищого порядку та ізоляцією побічних ефектів.</w:t>
+      </w:r>
+    </w:p>
+    <w:p>
+      <w:pPr>
+        <w:spacing w:before="160" w:after="120" w:line="360" w:lineRule="auto"/>
+        <w:rPr>
+          <w:rFonts w:cs="Times New Roman"/>
+          <w:sz w:val="32"/>
+          <w:szCs w:val="32"/>
+          <w:lang w:val="ru-RU"/>
+        </w:rPr>
+      </w:pPr>
       <w:proofErr w:type="spellStart"/>
       <w:r>
         <w:rPr>
@@ -663,7 +690,7 @@
           <w:szCs w:val="32"/>
           <w:lang w:val="ru-RU"/>
         </w:rPr>
-        <w:t>роботи</w:t>
+        <w:t>Завдання</w:t>
       </w:r>
       <w:proofErr w:type="spellEnd"/>
     </w:p>
@@ -674,269 +701,6 @@
           <w:rFonts w:cs="Times New Roman"/>
           <w:szCs w:val="28"/>
           <w:lang w:val="ru-RU"/>
-        </w:rPr>
-      </w:pPr>
-      <w:proofErr w:type="spellStart"/>
-      <w:r>
-        <w:rPr>
-          <w:rFonts w:cs="Times New Roman"/>
-          <w:szCs w:val="28"/>
-          <w:lang w:val="ru-RU"/>
-        </w:rPr>
-        <w:t>Ознайомитися</w:t>
-      </w:r>
-      <w:proofErr w:type="spellEnd"/>
-      <w:r>
-        <w:rPr>
-          <w:rFonts w:cs="Times New Roman"/>
-          <w:szCs w:val="28"/>
-          <w:lang w:val="ru-RU"/>
-        </w:rPr>
-        <w:t xml:space="preserve"> з </w:t>
-      </w:r>
-      <w:proofErr w:type="spellStart"/>
-      <w:r>
-        <w:rPr>
-          <w:rFonts w:cs="Times New Roman"/>
-          <w:szCs w:val="28"/>
-          <w:lang w:val="ru-RU"/>
-        </w:rPr>
-        <w:t>основними</w:t>
-      </w:r>
-      <w:proofErr w:type="spellEnd"/>
-      <w:r>
-        <w:rPr>
-          <w:rFonts w:cs="Times New Roman"/>
-          <w:szCs w:val="28"/>
-          <w:lang w:val="ru-RU"/>
-        </w:rPr>
-        <w:t xml:space="preserve"> принципами </w:t>
-      </w:r>
-      <w:proofErr w:type="spellStart"/>
-      <w:r>
-        <w:rPr>
-          <w:rFonts w:cs="Times New Roman"/>
-          <w:szCs w:val="28"/>
-          <w:lang w:val="ru-RU"/>
-        </w:rPr>
-        <w:t>функціонального</w:t>
-      </w:r>
-      <w:proofErr w:type="spellEnd"/>
-      <w:r>
-        <w:rPr>
-          <w:rFonts w:cs="Times New Roman"/>
-          <w:szCs w:val="28"/>
-          <w:lang w:val="ru-RU"/>
-        </w:rPr>
-        <w:t xml:space="preserve"> </w:t>
-      </w:r>
-      <w:proofErr w:type="spellStart"/>
-      <w:r>
-        <w:rPr>
-          <w:rFonts w:cs="Times New Roman"/>
-          <w:szCs w:val="28"/>
-          <w:lang w:val="ru-RU"/>
-        </w:rPr>
-        <w:t>програмування</w:t>
-      </w:r>
-      <w:proofErr w:type="spellEnd"/>
-      <w:r>
-        <w:rPr>
-          <w:rFonts w:cs="Times New Roman"/>
-          <w:szCs w:val="28"/>
-          <w:lang w:val="ru-RU"/>
-        </w:rPr>
-        <w:t xml:space="preserve"> у </w:t>
-      </w:r>
-      <w:r>
-        <w:rPr>
-          <w:rFonts w:cs="Times New Roman"/>
-          <w:szCs w:val="28"/>
-        </w:rPr>
-        <w:t>Python</w:t>
-      </w:r>
-      <w:r>
-        <w:rPr>
-          <w:rFonts w:cs="Times New Roman"/>
-          <w:szCs w:val="28"/>
-          <w:lang w:val="ru-RU"/>
-        </w:rPr>
-        <w:t xml:space="preserve">: </w:t>
-      </w:r>
-      <w:proofErr w:type="spellStart"/>
-      <w:r>
-        <w:rPr>
-          <w:rFonts w:cs="Times New Roman"/>
-          <w:szCs w:val="28"/>
-          <w:lang w:val="ru-RU"/>
-        </w:rPr>
-        <w:t>чистими</w:t>
-      </w:r>
-      <w:proofErr w:type="spellEnd"/>
-      <w:r>
-        <w:rPr>
-          <w:rFonts w:cs="Times New Roman"/>
-          <w:szCs w:val="28"/>
-          <w:lang w:val="ru-RU"/>
-        </w:rPr>
-        <w:t xml:space="preserve"> </w:t>
-      </w:r>
-      <w:proofErr w:type="spellStart"/>
-      <w:r>
-        <w:rPr>
-          <w:rFonts w:cs="Times New Roman"/>
-          <w:szCs w:val="28"/>
-          <w:lang w:val="ru-RU"/>
-        </w:rPr>
-        <w:t>функціями</w:t>
-      </w:r>
-      <w:proofErr w:type="spellEnd"/>
-      <w:r>
-        <w:rPr>
-          <w:rFonts w:cs="Times New Roman"/>
-          <w:szCs w:val="28"/>
-          <w:lang w:val="ru-RU"/>
-        </w:rPr>
-        <w:t xml:space="preserve">, референтною </w:t>
-      </w:r>
-      <w:proofErr w:type="spellStart"/>
-      <w:r>
-        <w:rPr>
-          <w:rFonts w:cs="Times New Roman"/>
-          <w:szCs w:val="28"/>
-          <w:lang w:val="ru-RU"/>
-        </w:rPr>
-        <w:t>прозорістю</w:t>
-      </w:r>
-      <w:proofErr w:type="spellEnd"/>
-      <w:r>
-        <w:rPr>
-          <w:rFonts w:cs="Times New Roman"/>
-          <w:szCs w:val="28"/>
-          <w:lang w:val="ru-RU"/>
-        </w:rPr>
-        <w:t xml:space="preserve">, </w:t>
-      </w:r>
-      <w:proofErr w:type="spellStart"/>
-      <w:r>
-        <w:rPr>
-          <w:rFonts w:cs="Times New Roman"/>
-          <w:szCs w:val="28"/>
-          <w:lang w:val="ru-RU"/>
-        </w:rPr>
-        <w:t>функціями</w:t>
-      </w:r>
-      <w:proofErr w:type="spellEnd"/>
-      <w:r>
-        <w:rPr>
-          <w:rFonts w:cs="Times New Roman"/>
-          <w:szCs w:val="28"/>
-          <w:lang w:val="ru-RU"/>
-        </w:rPr>
-        <w:t xml:space="preserve"> </w:t>
-      </w:r>
-      <w:proofErr w:type="spellStart"/>
-      <w:r>
-        <w:rPr>
-          <w:rFonts w:cs="Times New Roman"/>
-          <w:szCs w:val="28"/>
-          <w:lang w:val="ru-RU"/>
-        </w:rPr>
-        <w:t>вищого</w:t>
-      </w:r>
-      <w:proofErr w:type="spellEnd"/>
-      <w:r>
-        <w:rPr>
-          <w:rFonts w:cs="Times New Roman"/>
-          <w:szCs w:val="28"/>
-          <w:lang w:val="ru-RU"/>
-        </w:rPr>
-        <w:t xml:space="preserve"> порядку та </w:t>
-      </w:r>
-      <w:proofErr w:type="spellStart"/>
-      <w:r>
-        <w:rPr>
-          <w:rFonts w:cs="Times New Roman"/>
-          <w:szCs w:val="28"/>
-          <w:lang w:val="ru-RU"/>
-        </w:rPr>
-        <w:t>ізоляцією</w:t>
-      </w:r>
-      <w:proofErr w:type="spellEnd"/>
-      <w:r>
-        <w:rPr>
-          <w:rFonts w:cs="Times New Roman"/>
-          <w:szCs w:val="28"/>
-          <w:lang w:val="ru-RU"/>
-        </w:rPr>
-        <w:t xml:space="preserve"> </w:t>
-      </w:r>
-      <w:proofErr w:type="spellStart"/>
-      <w:r>
-        <w:rPr>
-          <w:rFonts w:cs="Times New Roman"/>
-          <w:szCs w:val="28"/>
-          <w:lang w:val="ru-RU"/>
-        </w:rPr>
-        <w:t>побічних</w:t>
-      </w:r>
-      <w:proofErr w:type="spellEnd"/>
-      <w:r>
-        <w:rPr>
-          <w:rFonts w:cs="Times New Roman"/>
-          <w:szCs w:val="28"/>
-          <w:lang w:val="ru-RU"/>
-        </w:rPr>
-        <w:t xml:space="preserve"> </w:t>
-      </w:r>
-      <w:proofErr w:type="spellStart"/>
-      <w:r>
-        <w:rPr>
-          <w:rFonts w:cs="Times New Roman"/>
-          <w:szCs w:val="28"/>
-          <w:lang w:val="ru-RU"/>
-        </w:rPr>
-        <w:t>ефектів</w:t>
-      </w:r>
-      <w:proofErr w:type="spellEnd"/>
-      <w:r>
-        <w:rPr>
-          <w:rFonts w:cs="Times New Roman"/>
-          <w:szCs w:val="28"/>
-          <w:lang w:val="ru-RU"/>
-        </w:rPr>
-        <w:t>.</w:t>
-      </w:r>
-    </w:p>
-    <w:p>
-      <w:pPr>
-        <w:spacing w:before="160" w:after="120" w:line="360" w:lineRule="auto"/>
-        <w:rPr>
-          <w:rFonts w:cs="Times New Roman"/>
-          <w:sz w:val="32"/>
-          <w:szCs w:val="32"/>
-          <w:lang w:val="ru-RU"/>
-        </w:rPr>
-      </w:pPr>
-      <w:proofErr w:type="spellStart"/>
-      <w:r>
-        <w:rPr>
-          <w:rFonts w:cs="Times New Roman"/>
-          <w:b/>
-          <w:sz w:val="32"/>
-          <w:szCs w:val="32"/>
-          <w:lang w:val="ru-RU"/>
-        </w:rPr>
-        <w:t>Завдання</w:t>
-      </w:r>
-      <w:proofErr w:type="spellEnd"/>
-    </w:p>
-    <w:p>
-      <w:pPr>
-        <w:spacing w:after="120" w:line="360" w:lineRule="auto"/>
-        <w:rPr>
-          <w:rFonts w:cs="Times New Roman"/>
-          <w:szCs w:val="28"/>
         </w:rPr>
       </w:pPr>
       <w:proofErr w:type="spellStart"/>
@@ -1701,6 +1465,7 @@
         <w:rPr>
           <w:rFonts w:cs="Times New Roman"/>
           <w:szCs w:val="28"/>
+          <w:lang w:val="ru-RU"/>
         </w:rPr>
       </w:pPr>
     </w:p>
@@ -1710,6 +1475,7 @@
         <w:rPr>
           <w:rFonts w:cs="Times New Roman"/>
           <w:szCs w:val="28"/>
+          <w:lang w:val="ru-RU"/>
         </w:rPr>
       </w:pPr>
       <w:proofErr w:type="spellStart"/>
@@ -1974,6 +1740,7 @@
         <w:rPr>
           <w:rFonts w:cs="Times New Roman"/>
           <w:szCs w:val="28"/>
+          <w:lang w:val="ru-RU"/>
         </w:rPr>
       </w:pPr>
     </w:p>
@@ -1983,6 +1750,7 @@
         <w:rPr>
           <w:rFonts w:cs="Times New Roman"/>
           <w:szCs w:val="28"/>
+          <w:lang w:val="ru-RU"/>
         </w:rPr>
       </w:pPr>
       <w:r>
@@ -2585,6 +2353,7 @@
         <w:rPr>
           <w:rFonts w:cs="Times New Roman"/>
           <w:szCs w:val="28"/>
+          <w:lang w:val="ru-RU"/>
         </w:rPr>
       </w:pPr>
     </w:p>
@@ -5010,6 +4779,7 @@
         <w:rPr>
           <w:rFonts w:cs="Times New Roman"/>
           <w:szCs w:val="28"/>
+          <w:lang w:val="en-001"/>
         </w:rPr>
       </w:pPr>
       <w:r>
@@ -5031,6 +4801,7 @@
           <w:bCs/>
           <w:sz w:val="32"/>
           <w:szCs w:val="32"/>
+          <w:lang w:val="en-001"/>
         </w:rPr>
         <w:t>app</w:t>
       </w:r>
@@ -5045,7 +4816,6 @@
         </w:rPr>
         <w:t>.</w:t>
       </w:r>
-      <w:proofErr w:type="spellStart"/>
       <w:r>
         <w:rPr>
           <w:rFonts w:cs="Times New Roman"/>
@@ -5053,10 +4823,10 @@
           <w:bCs/>
           <w:sz w:val="32"/>
           <w:szCs w:val="32"/>
+          <w:lang w:val="en-001"/>
         </w:rPr>
         <w:t>py</w:t>
       </w:r>
-      <w:proofErr w:type="spellEnd"/>
       <w:r>
         <w:rPr>
           <w:rFonts w:cs="Times New Roman"/>
@@ -5081,6 +4851,7 @@
         <w:rPr>
           <w:rFonts w:cs="Times New Roman"/>
           <w:szCs w:val="28"/>
+          <w:lang w:val="en-001"/>
         </w:rPr>
         <w:t>I</w:t>
       </w:r>
@@ -5096,6 +4867,7 @@
         <w:rPr>
           <w:rFonts w:cs="Times New Roman"/>
           <w:szCs w:val="28"/>
+          <w:lang w:val="en-001"/>
         </w:rPr>
         <w:t>O</w:t>
       </w:r>
@@ -5114,6 +4886,7 @@
           <w:sz w:val="28"/>
           <w:szCs w:val="28"/>
           <w:shd w:val="clear" w:color="auto" w:fill="F5F5F5"/>
+          <w:lang w:val="en-001"/>
         </w:rPr>
         <w:t>print</w:t>
       </w:r>
@@ -5132,6 +4905,7 @@
           <w:sz w:val="28"/>
           <w:szCs w:val="28"/>
           <w:shd w:val="clear" w:color="auto" w:fill="F5F5F5"/>
+          <w:lang w:val="en-001"/>
         </w:rPr>
         <w:t>render</w:t>
       </w:r>
@@ -5153,6 +4927,7 @@
           <w:sz w:val="28"/>
           <w:szCs w:val="28"/>
           <w:shd w:val="clear" w:color="auto" w:fill="F5F5F5"/>
+          <w:lang w:val="en-001"/>
         </w:rPr>
         <w:t>report</w:t>
       </w:r>
@@ -5171,6 +4946,7 @@
         <w:rPr>
           <w:rFonts w:cs="Times New Roman"/>
           <w:szCs w:val="28"/>
+          <w:lang w:val="en-001"/>
         </w:rPr>
       </w:pPr>
     </w:p>
@@ -6019,43 +5795,7 @@
           <w:szCs w:val="24"/>
           <w:lang w:val="uk-UA"/>
         </w:rPr>
-        <w:t xml:space="preserve"> </w:t>
-      </w:r>
-      <w:proofErr w:type="spellStart"/>
-      <w:r>
-        <w:rPr>
-          <w:sz w:val="24"/>
-          <w:szCs w:val="24"/>
-          <w:lang w:val="uk-UA"/>
-        </w:rPr>
-        <w:t>emp</w:t>
-      </w:r>
-      <w:proofErr w:type="spellEnd"/>
-      <w:r>
-        <w:rPr>
-          <w:sz w:val="24"/>
-          <w:szCs w:val="24"/>
-          <w:lang w:val="uk-UA"/>
-        </w:rPr>
-        <w:t xml:space="preserve"> </w:t>
-      </w:r>
-      <w:proofErr w:type="spellStart"/>
-      <w:r>
-        <w:rPr>
-          <w:sz w:val="24"/>
-          <w:szCs w:val="24"/>
-          <w:lang w:val="uk-UA"/>
-        </w:rPr>
-        <w:t>in</w:t>
-      </w:r>
-      <w:proofErr w:type="spellEnd"/>
-      <w:r>
-        <w:rPr>
-          <w:sz w:val="24"/>
-          <w:szCs w:val="24"/>
-          <w:lang w:val="uk-UA"/>
-        </w:rPr>
-        <w:t xml:space="preserve"> </w:t>
+        <w:t xml:space="preserve"> emp in </w:t>
       </w:r>
       <w:proofErr w:type="spellStart"/>
       <w:r>
